--- a/TI.1.3 PAO202651_RESFULL_JAVA_SINBDD_NRC36883_GR09/01. UML/0.2 ECUD/ECUD_CONVERSION_UNIDADES_SEGURIDAD_COMPLETA (1).docx
+++ b/TI.1.3 PAO202651_RESFULL_JAVA_SINBDD_NRC36883_GR09/01. UML/0.2 ECUD/ECUD_CONVERSION_UNIDADES_SEGURIDAD_COMPLETA (1).docx
@@ -3163,7 +3163,7 @@
       <w:r>
         <w:fldChar w:fldCharType="separate"/>
       </w:r>
-      <w:hyperlink w:anchor="_Toc243459009" w:history="1">
+      <w:hyperlink w:anchor="_Toc243474518" w:history="1">
         <w:r>
           <w:rPr>
             <w:rStyle w:val="Hipervnculo"/>
@@ -3190,7 +3190,7 @@
             <w:noProof/>
             <w:webHidden/>
           </w:rPr>
-          <w:instrText xml:space="preserve"> PAGEREF _Toc243459009 \h </w:instrText>
+          <w:instrText xml:space="preserve"> PAGEREF _Toc243474518 \h </w:instrText>
         </w:r>
         <w:r>
           <w:rPr>
@@ -3238,7 +3238,7 @@
           <w14:ligatures w14:val="standardContextual"/>
         </w:rPr>
       </w:pPr>
-      <w:hyperlink w:anchor="_Toc243459010" w:history="1">
+      <w:hyperlink w:anchor="_Toc243474519" w:history="1">
         <w:r>
           <w:rPr>
             <w:rStyle w:val="Hipervnculo"/>
@@ -3265,7 +3265,7 @@
             <w:noProof/>
             <w:webHidden/>
           </w:rPr>
-          <w:instrText xml:space="preserve"> PAGEREF _Toc243459010 \h </w:instrText>
+          <w:instrText xml:space="preserve"> PAGEREF _Toc243474519 \h </w:instrText>
         </w:r>
         <w:r>
           <w:rPr>
@@ -3313,7 +3313,7 @@
           <w14:ligatures w14:val="standardContextual"/>
         </w:rPr>
       </w:pPr>
-      <w:hyperlink w:anchor="_Toc243459011" w:history="1">
+      <w:hyperlink w:anchor="_Toc243474520" w:history="1">
         <w:r>
           <w:rPr>
             <w:rStyle w:val="Hipervnculo"/>
@@ -3340,7 +3340,7 @@
             <w:noProof/>
             <w:webHidden/>
           </w:rPr>
-          <w:instrText xml:space="preserve"> PAGEREF _Toc243459011 \h </w:instrText>
+          <w:instrText xml:space="preserve"> PAGEREF _Toc243474520 \h </w:instrText>
         </w:r>
         <w:r>
           <w:rPr>
@@ -3388,7 +3388,7 @@
           <w14:ligatures w14:val="standardContextual"/>
         </w:rPr>
       </w:pPr>
-      <w:hyperlink w:anchor="_Toc243459012" w:history="1">
+      <w:hyperlink w:anchor="_Toc243474521" w:history="1">
         <w:r>
           <w:rPr>
             <w:rStyle w:val="Hipervnculo"/>
@@ -3415,7 +3415,7 @@
             <w:noProof/>
             <w:webHidden/>
           </w:rPr>
-          <w:instrText xml:space="preserve"> PAGEREF _Toc243459012 \h </w:instrText>
+          <w:instrText xml:space="preserve"> PAGEREF _Toc243474521 \h </w:instrText>
         </w:r>
         <w:r>
           <w:rPr>
@@ -3463,7 +3463,7 @@
           <w14:ligatures w14:val="standardContextual"/>
         </w:rPr>
       </w:pPr>
-      <w:hyperlink w:anchor="_Toc243459013" w:history="1">
+      <w:hyperlink w:anchor="_Toc243474522" w:history="1">
         <w:r>
           <w:rPr>
             <w:rStyle w:val="Hipervnculo"/>
@@ -3490,7 +3490,7 @@
             <w:noProof/>
             <w:webHidden/>
           </w:rPr>
-          <w:instrText xml:space="preserve"> PAGEREF _Toc243459013 \h </w:instrText>
+          <w:instrText xml:space="preserve"> PAGEREF _Toc243474522 \h </w:instrText>
         </w:r>
         <w:r>
           <w:rPr>
@@ -3538,7 +3538,7 @@
           <w14:ligatures w14:val="standardContextual"/>
         </w:rPr>
       </w:pPr>
-      <w:hyperlink w:anchor="_Toc243459014" w:history="1">
+      <w:hyperlink w:anchor="_Toc243474523" w:history="1">
         <w:r>
           <w:rPr>
             <w:rStyle w:val="Hipervnculo"/>
@@ -3565,7 +3565,7 @@
             <w:noProof/>
             <w:webHidden/>
           </w:rPr>
-          <w:instrText xml:space="preserve"> PAGEREF _Toc243459014 \h </w:instrText>
+          <w:instrText xml:space="preserve"> PAGEREF _Toc243474523 \h </w:instrText>
         </w:r>
         <w:r>
           <w:rPr>
@@ -3613,7 +3613,7 @@
           <w14:ligatures w14:val="standardContextual"/>
         </w:rPr>
       </w:pPr>
-      <w:hyperlink w:anchor="_Toc243459015" w:history="1">
+      <w:hyperlink w:anchor="_Toc243474524" w:history="1">
         <w:r>
           <w:rPr>
             <w:rStyle w:val="Hipervnculo"/>
@@ -3640,7 +3640,7 @@
             <w:noProof/>
             <w:webHidden/>
           </w:rPr>
-          <w:instrText xml:space="preserve"> PAGEREF _Toc243459015 \h </w:instrText>
+          <w:instrText xml:space="preserve"> PAGEREF _Toc243474524 \h </w:instrText>
         </w:r>
         <w:r>
           <w:rPr>
@@ -3688,7 +3688,7 @@
           <w14:ligatures w14:val="standardContextual"/>
         </w:rPr>
       </w:pPr>
-      <w:hyperlink w:anchor="_Toc243459016" w:history="1">
+      <w:hyperlink w:anchor="_Toc243474525" w:history="1">
         <w:r>
           <w:rPr>
             <w:rStyle w:val="Hipervnculo"/>
@@ -3715,7 +3715,7 @@
             <w:noProof/>
             <w:webHidden/>
           </w:rPr>
-          <w:instrText xml:space="preserve"> PAGEREF _Toc243459016 \h </w:instrText>
+          <w:instrText xml:space="preserve"> PAGEREF _Toc243474525 \h </w:instrText>
         </w:r>
         <w:r>
           <w:rPr>
@@ -3763,7 +3763,7 @@
           <w14:ligatures w14:val="standardContextual"/>
         </w:rPr>
       </w:pPr>
-      <w:hyperlink w:anchor="_Toc243459017" w:history="1">
+      <w:hyperlink w:anchor="_Toc243474526" w:history="1">
         <w:r>
           <w:rPr>
             <w:rStyle w:val="Hipervnculo"/>
@@ -3790,7 +3790,7 @@
             <w:noProof/>
             <w:webHidden/>
           </w:rPr>
-          <w:instrText xml:space="preserve"> PAGEREF _Toc243459017 \h </w:instrText>
+          <w:instrText xml:space="preserve"> PAGEREF _Toc243474526 \h </w:instrText>
         </w:r>
         <w:r>
           <w:rPr>
@@ -3838,7 +3838,7 @@
           <w14:ligatures w14:val="standardContextual"/>
         </w:rPr>
       </w:pPr>
-      <w:hyperlink w:anchor="_Toc243459018" w:history="1">
+      <w:hyperlink w:anchor="_Toc243474527" w:history="1">
         <w:r>
           <w:rPr>
             <w:rStyle w:val="Hipervnculo"/>
@@ -3865,7 +3865,7 @@
             <w:noProof/>
             <w:webHidden/>
           </w:rPr>
-          <w:instrText xml:space="preserve"> PAGEREF _Toc243459018 \h </w:instrText>
+          <w:instrText xml:space="preserve"> PAGEREF _Toc243474527 \h </w:instrText>
         </w:r>
         <w:r>
           <w:rPr>
@@ -3913,7 +3913,7 @@
           <w14:ligatures w14:val="standardContextual"/>
         </w:rPr>
       </w:pPr>
-      <w:hyperlink w:anchor="_Toc243459019" w:history="1">
+      <w:hyperlink w:anchor="_Toc243474528" w:history="1">
         <w:r>
           <w:rPr>
             <w:rStyle w:val="Hipervnculo"/>
@@ -3940,7 +3940,7 @@
             <w:noProof/>
             <w:webHidden/>
           </w:rPr>
-          <w:instrText xml:space="preserve"> PAGEREF _Toc243459019 \h </w:instrText>
+          <w:instrText xml:space="preserve"> PAGEREF _Toc243474528 \h </w:instrText>
         </w:r>
         <w:r>
           <w:rPr>
@@ -3988,7 +3988,7 @@
           <w14:ligatures w14:val="standardContextual"/>
         </w:rPr>
       </w:pPr>
-      <w:hyperlink w:anchor="_Toc243459020" w:history="1">
+      <w:hyperlink w:anchor="_Toc243474529" w:history="1">
         <w:r>
           <w:rPr>
             <w:rStyle w:val="Hipervnculo"/>
@@ -4015,7 +4015,7 @@
             <w:noProof/>
             <w:webHidden/>
           </w:rPr>
-          <w:instrText xml:space="preserve"> PAGEREF _Toc243459020 \h </w:instrText>
+          <w:instrText xml:space="preserve"> PAGEREF _Toc243474529 \h </w:instrText>
         </w:r>
         <w:r>
           <w:rPr>
@@ -4063,7 +4063,7 @@
           <w14:ligatures w14:val="standardContextual"/>
         </w:rPr>
       </w:pPr>
-      <w:hyperlink w:anchor="_Toc243459021" w:history="1">
+      <w:hyperlink w:anchor="_Toc243474530" w:history="1">
         <w:r>
           <w:rPr>
             <w:rStyle w:val="Hipervnculo"/>
@@ -4090,7 +4090,7 @@
             <w:noProof/>
             <w:webHidden/>
           </w:rPr>
-          <w:instrText xml:space="preserve"> PAGEREF _Toc243459021 \h </w:instrText>
+          <w:instrText xml:space="preserve"> PAGEREF _Toc243474530 \h </w:instrText>
         </w:r>
         <w:r>
           <w:rPr>
@@ -4138,7 +4138,7 @@
           <w14:ligatures w14:val="standardContextual"/>
         </w:rPr>
       </w:pPr>
-      <w:hyperlink w:anchor="_Toc243459022" w:history="1">
+      <w:hyperlink w:anchor="_Toc243474531" w:history="1">
         <w:r>
           <w:rPr>
             <w:rStyle w:val="Hipervnculo"/>
@@ -4165,7 +4165,7 @@
             <w:noProof/>
             <w:webHidden/>
           </w:rPr>
-          <w:instrText xml:space="preserve"> PAGEREF _Toc243459022 \h </w:instrText>
+          <w:instrText xml:space="preserve"> PAGEREF _Toc243474531 \h </w:instrText>
         </w:r>
         <w:r>
           <w:rPr>
@@ -4213,7 +4213,7 @@
           <w14:ligatures w14:val="standardContextual"/>
         </w:rPr>
       </w:pPr>
-      <w:hyperlink w:anchor="_Toc243459023" w:history="1">
+      <w:hyperlink w:anchor="_Toc243474532" w:history="1">
         <w:r>
           <w:rPr>
             <w:rStyle w:val="Hipervnculo"/>
@@ -4240,7 +4240,7 @@
             <w:noProof/>
             <w:webHidden/>
           </w:rPr>
-          <w:instrText xml:space="preserve"> PAGEREF _Toc243459023 \h </w:instrText>
+          <w:instrText xml:space="preserve"> PAGEREF _Toc243474532 \h </w:instrText>
         </w:r>
         <w:r>
           <w:rPr>
@@ -4288,7 +4288,7 @@
           <w14:ligatures w14:val="standardContextual"/>
         </w:rPr>
       </w:pPr>
-      <w:hyperlink w:anchor="_Toc243459024" w:history="1">
+      <w:hyperlink w:anchor="_Toc243474533" w:history="1">
         <w:r>
           <w:rPr>
             <w:rStyle w:val="Hipervnculo"/>
@@ -4315,7 +4315,7 @@
             <w:noProof/>
             <w:webHidden/>
           </w:rPr>
-          <w:instrText xml:space="preserve"> PAGEREF _Toc243459024 \h </w:instrText>
+          <w:instrText xml:space="preserve"> PAGEREF _Toc243474533 \h </w:instrText>
         </w:r>
         <w:r>
           <w:rPr>
@@ -4363,7 +4363,7 @@
           <w14:ligatures w14:val="standardContextual"/>
         </w:rPr>
       </w:pPr>
-      <w:hyperlink w:anchor="_Toc243459025" w:history="1">
+      <w:hyperlink w:anchor="_Toc243474534" w:history="1">
         <w:r>
           <w:rPr>
             <w:rStyle w:val="Hipervnculo"/>
@@ -4390,7 +4390,7 @@
             <w:noProof/>
             <w:webHidden/>
           </w:rPr>
-          <w:instrText xml:space="preserve"> PAGEREF _Toc243459025 \h </w:instrText>
+          <w:instrText xml:space="preserve"> PAGEREF _Toc243474534 \h </w:instrText>
         </w:r>
         <w:r>
           <w:rPr>
@@ -4438,7 +4438,7 @@
           <w14:ligatures w14:val="standardContextual"/>
         </w:rPr>
       </w:pPr>
-      <w:hyperlink w:anchor="_Toc243459026" w:history="1">
+      <w:hyperlink w:anchor="_Toc243474535" w:history="1">
         <w:r>
           <w:rPr>
             <w:rStyle w:val="Hipervnculo"/>
@@ -4465,7 +4465,7 @@
             <w:noProof/>
             <w:webHidden/>
           </w:rPr>
-          <w:instrText xml:space="preserve"> PAGEREF _Toc243459026 \h </w:instrText>
+          <w:instrText xml:space="preserve"> PAGEREF _Toc243474535 \h </w:instrText>
         </w:r>
         <w:r>
           <w:rPr>
@@ -4513,7 +4513,7 @@
           <w14:ligatures w14:val="standardContextual"/>
         </w:rPr>
       </w:pPr>
-      <w:hyperlink w:anchor="_Toc243459027" w:history="1">
+      <w:hyperlink w:anchor="_Toc243474536" w:history="1">
         <w:r>
           <w:rPr>
             <w:rStyle w:val="Hipervnculo"/>
@@ -4540,7 +4540,7 @@
             <w:noProof/>
             <w:webHidden/>
           </w:rPr>
-          <w:instrText xml:space="preserve"> PAGEREF _Toc243459027 \h </w:instrText>
+          <w:instrText xml:space="preserve"> PAGEREF _Toc243474536 \h </w:instrText>
         </w:r>
         <w:r>
           <w:rPr>
@@ -4588,7 +4588,7 @@
           <w14:ligatures w14:val="standardContextual"/>
         </w:rPr>
       </w:pPr>
-      <w:hyperlink w:anchor="_Toc243459028" w:history="1">
+      <w:hyperlink w:anchor="_Toc243474537" w:history="1">
         <w:r>
           <w:rPr>
             <w:rStyle w:val="Hipervnculo"/>
@@ -4615,7 +4615,7 @@
             <w:noProof/>
             <w:webHidden/>
           </w:rPr>
-          <w:instrText xml:space="preserve"> PAGEREF _Toc243459028 \h </w:instrText>
+          <w:instrText xml:space="preserve"> PAGEREF _Toc243474537 \h </w:instrText>
         </w:r>
         <w:r>
           <w:rPr>
@@ -4663,7 +4663,7 @@
           <w14:ligatures w14:val="standardContextual"/>
         </w:rPr>
       </w:pPr>
-      <w:hyperlink w:anchor="_Toc243459029" w:history="1">
+      <w:hyperlink w:anchor="_Toc243474538" w:history="1">
         <w:r>
           <w:rPr>
             <w:rStyle w:val="Hipervnculo"/>
@@ -4690,7 +4690,7 @@
             <w:noProof/>
             <w:webHidden/>
           </w:rPr>
-          <w:instrText xml:space="preserve"> PAGEREF _Toc243459029 \h </w:instrText>
+          <w:instrText xml:space="preserve"> PAGEREF _Toc243474538 \h </w:instrText>
         </w:r>
         <w:r>
           <w:rPr>
@@ -4738,7 +4738,7 @@
           <w14:ligatures w14:val="standardContextual"/>
         </w:rPr>
       </w:pPr>
-      <w:hyperlink w:anchor="_Toc243459030" w:history="1">
+      <w:hyperlink w:anchor="_Toc243474539" w:history="1">
         <w:r>
           <w:rPr>
             <w:rStyle w:val="Hipervnculo"/>
@@ -4765,7 +4765,7 @@
             <w:noProof/>
             <w:webHidden/>
           </w:rPr>
-          <w:instrText xml:space="preserve"> PAGEREF _Toc243459030 \h </w:instrText>
+          <w:instrText xml:space="preserve"> PAGEREF _Toc243474539 \h </w:instrText>
         </w:r>
         <w:r>
           <w:rPr>
@@ -4813,7 +4813,7 @@
           <w14:ligatures w14:val="standardContextual"/>
         </w:rPr>
       </w:pPr>
-      <w:hyperlink w:anchor="_Toc243459031" w:history="1">
+      <w:hyperlink w:anchor="_Toc243474540" w:history="1">
         <w:r>
           <w:rPr>
             <w:rStyle w:val="Hipervnculo"/>
@@ -4840,7 +4840,7 @@
             <w:noProof/>
             <w:webHidden/>
           </w:rPr>
-          <w:instrText xml:space="preserve"> PAGEREF _Toc243459031 \h </w:instrText>
+          <w:instrText xml:space="preserve"> PAGEREF _Toc243474540 \h </w:instrText>
         </w:r>
         <w:r>
           <w:rPr>
@@ -4888,7 +4888,7 @@
           <w14:ligatures w14:val="standardContextual"/>
         </w:rPr>
       </w:pPr>
-      <w:hyperlink w:anchor="_Toc243459032" w:history="1">
+      <w:hyperlink w:anchor="_Toc243474541" w:history="1">
         <w:r>
           <w:rPr>
             <w:rStyle w:val="Hipervnculo"/>
@@ -4915,7 +4915,7 @@
             <w:noProof/>
             <w:webHidden/>
           </w:rPr>
-          <w:instrText xml:space="preserve"> PAGEREF _Toc243459032 \h </w:instrText>
+          <w:instrText xml:space="preserve"> PAGEREF _Toc243474541 \h </w:instrText>
         </w:r>
         <w:r>
           <w:rPr>
@@ -4963,7 +4963,7 @@
           <w14:ligatures w14:val="standardContextual"/>
         </w:rPr>
       </w:pPr>
-      <w:hyperlink w:anchor="_Toc243459033" w:history="1">
+      <w:hyperlink w:anchor="_Toc243474542" w:history="1">
         <w:r>
           <w:rPr>
             <w:rStyle w:val="Hipervnculo"/>
@@ -4990,7 +4990,7 @@
             <w:noProof/>
             <w:webHidden/>
           </w:rPr>
-          <w:instrText xml:space="preserve"> PAGEREF _Toc243459033 \h </w:instrText>
+          <w:instrText xml:space="preserve"> PAGEREF _Toc243474542 \h </w:instrText>
         </w:r>
         <w:r>
           <w:rPr>
@@ -5078,7 +5078,7 @@
       <w:r>
         <w:fldChar w:fldCharType="separate"/>
       </w:r>
-      <w:hyperlink w:anchor="_Toc243459034" w:history="1">
+      <w:hyperlink w:anchor="_Toc243474543" w:history="1">
         <w:r>
           <w:rPr>
             <w:rStyle w:val="Hipervnculo"/>
@@ -5105,7 +5105,7 @@
             <w:noProof/>
             <w:webHidden/>
           </w:rPr>
-          <w:instrText xml:space="preserve"> PAGEREF _Toc243459034 \h </w:instrText>
+          <w:instrText xml:space="preserve"> PAGEREF _Toc243474543 \h </w:instrText>
         </w:r>
         <w:r>
           <w:rPr>
@@ -5184,7 +5184,7 @@
       <w:r>
         <w:fldChar w:fldCharType="separate"/>
       </w:r>
-      <w:hyperlink w:anchor="_Toc243459035" w:history="1">
+      <w:hyperlink w:anchor="_Toc243474544" w:history="1">
         <w:r>
           <w:rPr>
             <w:rStyle w:val="Hipervnculo"/>
@@ -5211,7 +5211,7 @@
             <w:noProof/>
             <w:webHidden/>
           </w:rPr>
-          <w:instrText xml:space="preserve"> PAGEREF _Toc243459035 \h </w:instrText>
+          <w:instrText xml:space="preserve"> PAGEREF _Toc243474544 \h </w:instrText>
         </w:r>
         <w:r>
           <w:rPr>
@@ -5259,7 +5259,7 @@
           <w14:ligatures w14:val="standardContextual"/>
         </w:rPr>
       </w:pPr>
-      <w:hyperlink w:anchor="_Toc243459036" w:history="1">
+      <w:hyperlink w:anchor="_Toc243474545" w:history="1">
         <w:r>
           <w:rPr>
             <w:rStyle w:val="Hipervnculo"/>
@@ -5286,7 +5286,7 @@
             <w:noProof/>
             <w:webHidden/>
           </w:rPr>
-          <w:instrText xml:space="preserve"> PAGEREF _Toc243459036 \h </w:instrText>
+          <w:instrText xml:space="preserve"> PAGEREF _Toc243474545 \h </w:instrText>
         </w:r>
         <w:r>
           <w:rPr>
@@ -5334,7 +5334,7 @@
           <w14:ligatures w14:val="standardContextual"/>
         </w:rPr>
       </w:pPr>
-      <w:hyperlink w:anchor="_Toc243459037" w:history="1">
+      <w:hyperlink w:anchor="_Toc243474546" w:history="1">
         <w:r>
           <w:rPr>
             <w:rStyle w:val="Hipervnculo"/>
@@ -5369,7 +5369,7 @@
             <w:noProof/>
             <w:webHidden/>
           </w:rPr>
-          <w:instrText xml:space="preserve"> PAGEREF _Toc243459037 \h </w:instrText>
+          <w:instrText xml:space="preserve"> PAGEREF _Toc243474546 \h </w:instrText>
         </w:r>
         <w:r>
           <w:rPr>
@@ -5417,7 +5417,7 @@
           <w14:ligatures w14:val="standardContextual"/>
         </w:rPr>
       </w:pPr>
-      <w:hyperlink w:anchor="_Toc243459038" w:history="1">
+      <w:hyperlink w:anchor="_Toc243474547" w:history="1">
         <w:r>
           <w:rPr>
             <w:rStyle w:val="Hipervnculo"/>
@@ -5444,7 +5444,7 @@
             <w:noProof/>
             <w:webHidden/>
           </w:rPr>
-          <w:instrText xml:space="preserve"> PAGEREF _Toc243459038 \h </w:instrText>
+          <w:instrText xml:space="preserve"> PAGEREF _Toc243474547 \h </w:instrText>
         </w:r>
         <w:r>
           <w:rPr>
@@ -5492,7 +5492,7 @@
           <w14:ligatures w14:val="standardContextual"/>
         </w:rPr>
       </w:pPr>
-      <w:hyperlink w:anchor="_Toc243459039" w:history="1">
+      <w:hyperlink w:anchor="_Toc243474548" w:history="1">
         <w:r>
           <w:rPr>
             <w:rStyle w:val="Hipervnculo"/>
@@ -5519,7 +5519,7 @@
             <w:noProof/>
             <w:webHidden/>
           </w:rPr>
-          <w:instrText xml:space="preserve"> PAGEREF _Toc243459039 \h </w:instrText>
+          <w:instrText xml:space="preserve"> PAGEREF _Toc243474548 \h </w:instrText>
         </w:r>
         <w:r>
           <w:rPr>
@@ -5567,7 +5567,7 @@
           <w14:ligatures w14:val="standardContextual"/>
         </w:rPr>
       </w:pPr>
-      <w:hyperlink w:anchor="_Toc243459040" w:history="1">
+      <w:hyperlink w:anchor="_Toc243474549" w:history="1">
         <w:r>
           <w:rPr>
             <w:rStyle w:val="Hipervnculo"/>
@@ -5594,7 +5594,7 @@
             <w:noProof/>
             <w:webHidden/>
           </w:rPr>
-          <w:instrText xml:space="preserve"> PAGEREF _Toc243459040 \h </w:instrText>
+          <w:instrText xml:space="preserve"> PAGEREF _Toc243474549 \h </w:instrText>
         </w:r>
         <w:r>
           <w:rPr>
@@ -5642,7 +5642,7 @@
           <w14:ligatures w14:val="standardContextual"/>
         </w:rPr>
       </w:pPr>
-      <w:hyperlink w:anchor="_Toc243459041" w:history="1">
+      <w:hyperlink w:anchor="_Toc243474550" w:history="1">
         <w:r>
           <w:rPr>
             <w:rStyle w:val="Hipervnculo"/>
@@ -5669,7 +5669,7 @@
             <w:noProof/>
             <w:webHidden/>
           </w:rPr>
-          <w:instrText xml:space="preserve"> PAGEREF _Toc243459041 \h </w:instrText>
+          <w:instrText xml:space="preserve"> PAGEREF _Toc243474550 \h </w:instrText>
         </w:r>
         <w:r>
           <w:rPr>
@@ -5717,7 +5717,7 @@
           <w14:ligatures w14:val="standardContextual"/>
         </w:rPr>
       </w:pPr>
-      <w:hyperlink w:anchor="_Toc243459042" w:history="1">
+      <w:hyperlink w:anchor="_Toc243474551" w:history="1">
         <w:r>
           <w:rPr>
             <w:rStyle w:val="Hipervnculo"/>
@@ -5744,7 +5744,7 @@
             <w:noProof/>
             <w:webHidden/>
           </w:rPr>
-          <w:instrText xml:space="preserve"> PAGEREF _Toc243459042 \h </w:instrText>
+          <w:instrText xml:space="preserve"> PAGEREF _Toc243474551 \h </w:instrText>
         </w:r>
         <w:r>
           <w:rPr>
@@ -5792,7 +5792,7 @@
           <w14:ligatures w14:val="standardContextual"/>
         </w:rPr>
       </w:pPr>
-      <w:hyperlink w:anchor="_Toc243459043" w:history="1">
+      <w:hyperlink w:anchor="_Toc243474552" w:history="1">
         <w:r>
           <w:rPr>
             <w:rStyle w:val="Hipervnculo"/>
@@ -5819,7 +5819,7 @@
             <w:noProof/>
             <w:webHidden/>
           </w:rPr>
-          <w:instrText xml:space="preserve"> PAGEREF _Toc243459043 \h </w:instrText>
+          <w:instrText xml:space="preserve"> PAGEREF _Toc243474552 \h </w:instrText>
         </w:r>
         <w:r>
           <w:rPr>
@@ -5867,7 +5867,7 @@
           <w14:ligatures w14:val="standardContextual"/>
         </w:rPr>
       </w:pPr>
-      <w:hyperlink w:anchor="_Toc243459044" w:history="1">
+      <w:hyperlink w:anchor="_Toc243474553" w:history="1">
         <w:r>
           <w:rPr>
             <w:rStyle w:val="Hipervnculo"/>
@@ -5894,7 +5894,7 @@
             <w:noProof/>
             <w:webHidden/>
           </w:rPr>
-          <w:instrText xml:space="preserve"> PAGEREF _Toc243459044 \h </w:instrText>
+          <w:instrText xml:space="preserve"> PAGEREF _Toc243474553 \h </w:instrText>
         </w:r>
         <w:r>
           <w:rPr>
@@ -5942,7 +5942,7 @@
           <w14:ligatures w14:val="standardContextual"/>
         </w:rPr>
       </w:pPr>
-      <w:hyperlink w:anchor="_Toc243459045" w:history="1">
+      <w:hyperlink w:anchor="_Toc243474554" w:history="1">
         <w:r>
           <w:rPr>
             <w:rStyle w:val="Hipervnculo"/>
@@ -5969,7 +5969,7 @@
             <w:noProof/>
             <w:webHidden/>
           </w:rPr>
-          <w:instrText xml:space="preserve"> PAGEREF _Toc243459045 \h </w:instrText>
+          <w:instrText xml:space="preserve"> PAGEREF _Toc243474554 \h </w:instrText>
         </w:r>
         <w:r>
           <w:rPr>
@@ -6017,7 +6017,7 @@
           <w14:ligatures w14:val="standardContextual"/>
         </w:rPr>
       </w:pPr>
-      <w:hyperlink w:anchor="_Toc243459046" w:history="1">
+      <w:hyperlink w:anchor="_Toc243474555" w:history="1">
         <w:r>
           <w:rPr>
             <w:rStyle w:val="Hipervnculo"/>
@@ -6044,7 +6044,7 @@
             <w:noProof/>
             <w:webHidden/>
           </w:rPr>
-          <w:instrText xml:space="preserve"> PAGEREF _Toc243459046 \h </w:instrText>
+          <w:instrText xml:space="preserve"> PAGEREF _Toc243474555 \h </w:instrText>
         </w:r>
         <w:r>
           <w:rPr>
@@ -6092,7 +6092,7 @@
           <w14:ligatures w14:val="standardContextual"/>
         </w:rPr>
       </w:pPr>
-      <w:hyperlink w:anchor="_Toc243459047" w:history="1">
+      <w:hyperlink w:anchor="_Toc243474556" w:history="1">
         <w:r>
           <w:rPr>
             <w:rStyle w:val="Hipervnculo"/>
@@ -6119,7 +6119,7 @@
             <w:noProof/>
             <w:webHidden/>
           </w:rPr>
-          <w:instrText xml:space="preserve"> PAGEREF _Toc243459047 \h </w:instrText>
+          <w:instrText xml:space="preserve"> PAGEREF _Toc243474556 \h </w:instrText>
         </w:r>
         <w:r>
           <w:rPr>
@@ -6167,7 +6167,7 @@
           <w14:ligatures w14:val="standardContextual"/>
         </w:rPr>
       </w:pPr>
-      <w:hyperlink w:anchor="_Toc243459048" w:history="1">
+      <w:hyperlink w:anchor="_Toc243474557" w:history="1">
         <w:r>
           <w:rPr>
             <w:rStyle w:val="Hipervnculo"/>
@@ -6194,7 +6194,7 @@
             <w:noProof/>
             <w:webHidden/>
           </w:rPr>
-          <w:instrText xml:space="preserve"> PAGEREF _Toc243459048 \h </w:instrText>
+          <w:instrText xml:space="preserve"> PAGEREF _Toc243474557 \h </w:instrText>
         </w:r>
         <w:r>
           <w:rPr>
@@ -6242,7 +6242,7 @@
           <w14:ligatures w14:val="standardContextual"/>
         </w:rPr>
       </w:pPr>
-      <w:hyperlink w:anchor="_Toc243459049" w:history="1">
+      <w:hyperlink w:anchor="_Toc243474558" w:history="1">
         <w:r>
           <w:rPr>
             <w:rStyle w:val="Hipervnculo"/>
@@ -6269,7 +6269,7 @@
             <w:noProof/>
             <w:webHidden/>
           </w:rPr>
-          <w:instrText xml:space="preserve"> PAGEREF _Toc243459049 \h </w:instrText>
+          <w:instrText xml:space="preserve"> PAGEREF _Toc243474558 \h </w:instrText>
         </w:r>
         <w:r>
           <w:rPr>
@@ -6317,7 +6317,7 @@
           <w14:ligatures w14:val="standardContextual"/>
         </w:rPr>
       </w:pPr>
-      <w:hyperlink w:anchor="_Toc243459050" w:history="1">
+      <w:hyperlink w:anchor="_Toc243474559" w:history="1">
         <w:r>
           <w:rPr>
             <w:rStyle w:val="Hipervnculo"/>
@@ -6344,7 +6344,7 @@
             <w:noProof/>
             <w:webHidden/>
           </w:rPr>
-          <w:instrText xml:space="preserve"> PAGEREF _Toc243459050 \h </w:instrText>
+          <w:instrText xml:space="preserve"> PAGEREF _Toc243474559 \h </w:instrText>
         </w:r>
         <w:r>
           <w:rPr>
@@ -6392,7 +6392,7 @@
           <w14:ligatures w14:val="standardContextual"/>
         </w:rPr>
       </w:pPr>
-      <w:hyperlink w:anchor="_Toc243459051" w:history="1">
+      <w:hyperlink w:anchor="_Toc243474560" w:history="1">
         <w:r>
           <w:rPr>
             <w:rStyle w:val="Hipervnculo"/>
@@ -6419,7 +6419,7 @@
             <w:noProof/>
             <w:webHidden/>
           </w:rPr>
-          <w:instrText xml:space="preserve"> PAGEREF _Toc243459051 \h </w:instrText>
+          <w:instrText xml:space="preserve"> PAGEREF _Toc243474560 \h </w:instrText>
         </w:r>
         <w:r>
           <w:rPr>
@@ -6467,7 +6467,7 @@
           <w14:ligatures w14:val="standardContextual"/>
         </w:rPr>
       </w:pPr>
-      <w:hyperlink w:anchor="_Toc243459052" w:history="1">
+      <w:hyperlink w:anchor="_Toc243474561" w:history="1">
         <w:r>
           <w:rPr>
             <w:rStyle w:val="Hipervnculo"/>
@@ -6494,7 +6494,7 @@
             <w:noProof/>
             <w:webHidden/>
           </w:rPr>
-          <w:instrText xml:space="preserve"> PAGEREF _Toc243459052 \h </w:instrText>
+          <w:instrText xml:space="preserve"> PAGEREF _Toc243474561 \h </w:instrText>
         </w:r>
         <w:r>
           <w:rPr>
@@ -6542,7 +6542,7 @@
           <w14:ligatures w14:val="standardContextual"/>
         </w:rPr>
       </w:pPr>
-      <w:hyperlink w:anchor="_Toc243459053" w:history="1">
+      <w:hyperlink w:anchor="_Toc243474562" w:history="1">
         <w:r>
           <w:rPr>
             <w:rStyle w:val="Hipervnculo"/>
@@ -6569,7 +6569,7 @@
             <w:noProof/>
             <w:webHidden/>
           </w:rPr>
-          <w:instrText xml:space="preserve"> PAGEREF _Toc243459053 \h </w:instrText>
+          <w:instrText xml:space="preserve"> PAGEREF _Toc243474562 \h </w:instrText>
         </w:r>
         <w:r>
           <w:rPr>
@@ -6610,7 +6610,7 @@
         <w:pStyle w:val="Ttulo1"/>
         <w:pageBreakBefore/>
       </w:pPr>
-      <w:bookmarkStart w:id="0" w:name="_Toc243459009"/>
+      <w:bookmarkStart w:id="0" w:name="_Toc243474518"/>
       <w:r>
         <w:t>ESPECIFICACIÓN DE CASOS DE USO</w:t>
       </w:r>
@@ -6620,7 +6620,7 @@
       <w:pPr>
         <w:pStyle w:val="Ttulo2"/>
       </w:pPr>
-      <w:bookmarkStart w:id="1" w:name="_Toc243459010"/>
+      <w:bookmarkStart w:id="1" w:name="_Toc243474519"/>
       <w:r>
         <w:t>Alcance y criterios de consistencia</w:t>
       </w:r>
@@ -6706,7 +6706,7 @@
           <w:sz w:val="24"/>
         </w:rPr>
       </w:pPr>
-      <w:bookmarkStart w:id="2" w:name="_Toc243459034"/>
+      <w:bookmarkStart w:id="2" w:name="_Toc243474543"/>
       <w:r>
         <w:rPr>
           <w:sz w:val="24"/>
@@ -6830,7 +6830,7 @@
       <w:pPr>
         <w:pStyle w:val="Ttulo2"/>
       </w:pPr>
-      <w:bookmarkStart w:id="3" w:name="_Toc243459011"/>
+      <w:bookmarkStart w:id="3" w:name="_Toc243474520"/>
       <w:r>
         <w:t>Ampliación de seguridad al diagrama base</w:t>
       </w:r>
@@ -6856,7 +6856,7 @@
       <w:pPr>
         <w:pStyle w:val="Ttulo2"/>
       </w:pPr>
-      <w:bookmarkStart w:id="4" w:name="_Toc243459012"/>
+      <w:bookmarkStart w:id="4" w:name="_Toc243474521"/>
       <w:r>
         <w:t>Convenciones para las relaciones UML</w:t>
       </w:r>
@@ -7161,7 +7161,7 @@
       <w:pPr>
         <w:pStyle w:val="Ttulo1"/>
       </w:pPr>
-      <w:bookmarkStart w:id="5" w:name="_Toc243459013"/>
+      <w:bookmarkStart w:id="5" w:name="_Toc243474522"/>
       <w:r>
         <w:t>INVENTARIO Y TRAZABILIDAD DE CASOS DE USO</w:t>
       </w:r>
@@ -7174,7 +7174,7 @@
           <w:sz w:val="24"/>
         </w:rPr>
       </w:pPr>
-      <w:bookmarkStart w:id="6" w:name="_Toc243459035"/>
+      <w:bookmarkStart w:id="6" w:name="_Toc243474544"/>
       <w:r>
         <w:rPr>
           <w:sz w:val="24"/>
@@ -8602,7 +8602,7 @@
         <w:pStyle w:val="Ttulo1"/>
         <w:pageBreakBefore/>
       </w:pPr>
-      <w:bookmarkStart w:id="7" w:name="_Toc243459014"/>
+      <w:bookmarkStart w:id="7" w:name="_Toc243474523"/>
       <w:r>
         <w:t>ECUD_AUTENTICARSE_EN_EL_SISTEMA</w:t>
       </w:r>
@@ -8637,7 +8637,7 @@
           <w:sz w:val="24"/>
         </w:rPr>
       </w:pPr>
-      <w:bookmarkStart w:id="8" w:name="_Toc243459036"/>
+      <w:bookmarkStart w:id="8" w:name="_Toc243474545"/>
       <w:r>
         <w:rPr>
           <w:sz w:val="24"/>
@@ -10024,7 +10024,7 @@
         <w:pStyle w:val="Ttulo1"/>
         <w:pageBreakBefore/>
       </w:pPr>
-      <w:bookmarkStart w:id="9" w:name="_Toc243459015"/>
+      <w:bookmarkStart w:id="9" w:name="_Toc243474524"/>
       <w:r>
         <w:t>ECUD_VALIDAR_CREDENCIALES</w:t>
       </w:r>
@@ -10059,7 +10059,7 @@
           <w:sz w:val="24"/>
         </w:rPr>
       </w:pPr>
-      <w:bookmarkStart w:id="10" w:name="_Toc243459037"/>
+      <w:bookmarkStart w:id="10" w:name="_Toc243474546"/>
       <w:r>
         <w:rPr>
           <w:sz w:val="24"/>
@@ -11365,7 +11365,7 @@
         <w:pStyle w:val="Ttulo1"/>
         <w:pageBreakBefore/>
       </w:pPr>
-      <w:bookmarkStart w:id="11" w:name="_Toc243459016"/>
+      <w:bookmarkStart w:id="11" w:name="_Toc243474525"/>
       <w:r>
         <w:t>ECUD_GENERAR_Y_ENTREGAR_TOKEN_DE_SEGURIDAD</w:t>
       </w:r>
@@ -11400,7 +11400,7 @@
           <w:sz w:val="24"/>
         </w:rPr>
       </w:pPr>
-      <w:bookmarkStart w:id="12" w:name="_Toc243459038"/>
+      <w:bookmarkStart w:id="12" w:name="_Toc243474547"/>
       <w:r>
         <w:rPr>
           <w:sz w:val="24"/>
@@ -12720,7 +12720,7 @@
         <w:pStyle w:val="Ttulo1"/>
         <w:pageBreakBefore/>
       </w:pPr>
-      <w:bookmarkStart w:id="13" w:name="_Toc243459017"/>
+      <w:bookmarkStart w:id="13" w:name="_Toc243474526"/>
       <w:r>
         <w:t>ECUD_CONSULTAR_CATÁLOGOS</w:t>
       </w:r>
@@ -12758,7 +12758,7 @@
           <w:sz w:val="24"/>
         </w:rPr>
       </w:pPr>
-      <w:bookmarkStart w:id="14" w:name="_Toc243459039"/>
+      <w:bookmarkStart w:id="14" w:name="_Toc243474548"/>
       <w:r>
         <w:rPr>
           <w:sz w:val="24"/>
@@ -14064,7 +14064,7 @@
         <w:pStyle w:val="Ttulo1"/>
         <w:pageBreakBefore/>
       </w:pPr>
-      <w:bookmarkStart w:id="15" w:name="_Toc243459018"/>
+      <w:bookmarkStart w:id="15" w:name="_Toc243474527"/>
       <w:r>
         <w:t>ECUD_CONSULTAR_UNIDADES_</w:t>
       </w:r>
@@ -14102,7 +14102,7 @@
           <w:sz w:val="24"/>
         </w:rPr>
       </w:pPr>
-      <w:bookmarkStart w:id="16" w:name="_Toc243459040"/>
+      <w:bookmarkStart w:id="16" w:name="_Toc243474549"/>
       <w:r>
         <w:rPr>
           <w:sz w:val="24"/>
@@ -15436,7 +15436,7 @@
         <w:pStyle w:val="Ttulo1"/>
         <w:pageBreakBefore/>
       </w:pPr>
-      <w:bookmarkStart w:id="17" w:name="_Toc243459019"/>
+      <w:bookmarkStart w:id="17" w:name="_Toc243474528"/>
       <w:r>
         <w:t>ECUD_GENERAR_RESPUESTA_ESTRUCTURADA</w:t>
       </w:r>
@@ -15471,7 +15471,7 @@
           <w:sz w:val="24"/>
         </w:rPr>
       </w:pPr>
-      <w:bookmarkStart w:id="18" w:name="_Toc243459041"/>
+      <w:bookmarkStart w:id="18" w:name="_Toc243474550"/>
       <w:r>
         <w:rPr>
           <w:sz w:val="24"/>
@@ -16784,7 +16784,7 @@
         <w:pStyle w:val="Ttulo1"/>
         <w:pageBreakBefore/>
       </w:pPr>
-      <w:bookmarkStart w:id="19" w:name="_Toc243459020"/>
+      <w:bookmarkStart w:id="19" w:name="_Toc243474529"/>
       <w:r>
         <w:t>ECUD_REALIZAR_</w:t>
       </w:r>
@@ -16825,7 +16825,7 @@
           <w:sz w:val="24"/>
         </w:rPr>
       </w:pPr>
-      <w:bookmarkStart w:id="20" w:name="_Toc243459042"/>
+      <w:bookmarkStart w:id="20" w:name="_Toc243474551"/>
       <w:r>
         <w:rPr>
           <w:sz w:val="24"/>
@@ -18272,7 +18272,7 @@
         <w:pStyle w:val="Ttulo1"/>
         <w:pageBreakBefore/>
       </w:pPr>
-      <w:bookmarkStart w:id="21" w:name="_Toc243459021"/>
+      <w:bookmarkStart w:id="21" w:name="_Toc243474530"/>
       <w:r>
         <w:t>ECUD_VALIDAR_TOKEN_DE_SEGURIDAD</w:t>
       </w:r>
@@ -18307,7 +18307,7 @@
           <w:sz w:val="24"/>
         </w:rPr>
       </w:pPr>
-      <w:bookmarkStart w:id="22" w:name="_Toc243459043"/>
+      <w:bookmarkStart w:id="22" w:name="_Toc243474552"/>
       <w:r>
         <w:rPr>
           <w:sz w:val="24"/>
@@ -19638,7 +19638,7 @@
         <w:pStyle w:val="Ttulo1"/>
         <w:pageBreakBefore/>
       </w:pPr>
-      <w:bookmarkStart w:id="23" w:name="_Toc243459022"/>
+      <w:bookmarkStart w:id="23" w:name="_Toc243474531"/>
       <w:r>
         <w:t>ECUD_VALIDAR_DATOS_DE_</w:t>
       </w:r>
@@ -19676,7 +19676,7 @@
           <w:sz w:val="24"/>
         </w:rPr>
       </w:pPr>
-      <w:bookmarkStart w:id="24" w:name="_Toc243459044"/>
+      <w:bookmarkStart w:id="24" w:name="_Toc243474553"/>
       <w:r>
         <w:rPr>
           <w:sz w:val="24"/>
@@ -21007,7 +21007,7 @@
         <w:pStyle w:val="Ttulo1"/>
         <w:pageBreakBefore/>
       </w:pPr>
-      <w:bookmarkStart w:id="25" w:name="_Toc243459023"/>
+      <w:bookmarkStart w:id="25" w:name="_Toc243474532"/>
       <w:r>
         <w:t>ECUD_CONVERTIR_LONGITUD</w:t>
       </w:r>
@@ -21042,7 +21042,7 @@
           <w:sz w:val="24"/>
         </w:rPr>
       </w:pPr>
-      <w:bookmarkStart w:id="26" w:name="_Toc243459045"/>
+      <w:bookmarkStart w:id="26" w:name="_Toc243474554"/>
       <w:r>
         <w:rPr>
           <w:sz w:val="24"/>
@@ -22401,7 +22401,7 @@
         <w:pStyle w:val="Ttulo1"/>
         <w:pageBreakBefore/>
       </w:pPr>
-      <w:bookmarkStart w:id="27" w:name="_Toc243459024"/>
+      <w:bookmarkStart w:id="27" w:name="_Toc243474533"/>
       <w:r>
         <w:t>ECUD_CONVERTIR_MASA</w:t>
       </w:r>
@@ -22436,7 +22436,7 @@
           <w:sz w:val="24"/>
         </w:rPr>
       </w:pPr>
-      <w:bookmarkStart w:id="28" w:name="_Toc243459046"/>
+      <w:bookmarkStart w:id="28" w:name="_Toc243474555"/>
       <w:r>
         <w:rPr>
           <w:sz w:val="24"/>
@@ -23795,7 +23795,7 @@
         <w:pStyle w:val="Ttulo1"/>
         <w:pageBreakBefore/>
       </w:pPr>
-      <w:bookmarkStart w:id="29" w:name="_Toc243459025"/>
+      <w:bookmarkStart w:id="29" w:name="_Toc243474534"/>
       <w:r>
         <w:t>ECUD_CONVERTIR_TEMPERATURA</w:t>
       </w:r>
@@ -23830,7 +23830,7 @@
           <w:sz w:val="24"/>
         </w:rPr>
       </w:pPr>
-      <w:bookmarkStart w:id="30" w:name="_Toc243459047"/>
+      <w:bookmarkStart w:id="30" w:name="_Toc243474556"/>
       <w:r>
         <w:rPr>
           <w:sz w:val="24"/>
@@ -25182,7 +25182,7 @@
         <w:pStyle w:val="Ttulo1"/>
         <w:pageBreakBefore/>
       </w:pPr>
-      <w:bookmarkStart w:id="31" w:name="_Toc243459026"/>
+      <w:bookmarkStart w:id="31" w:name="_Toc243474535"/>
       <w:r>
         <w:t>ECUD_GESTIONAR_ERROR_DE_</w:t>
       </w:r>
@@ -25220,7 +25220,7 @@
           <w:sz w:val="24"/>
         </w:rPr>
       </w:pPr>
-      <w:bookmarkStart w:id="32" w:name="_Toc243459048"/>
+      <w:bookmarkStart w:id="32" w:name="_Toc243474557"/>
       <w:r>
         <w:rPr>
           <w:sz w:val="24"/>
@@ -26526,7 +26526,7 @@
         <w:pStyle w:val="Ttulo1"/>
         <w:pageBreakBefore/>
       </w:pPr>
-      <w:bookmarkStart w:id="33" w:name="_Toc243459027"/>
+      <w:bookmarkStart w:id="33" w:name="_Toc243474536"/>
       <w:r>
         <w:t>ECUD_UNIDAD_NO_SOPORTADA</w:t>
       </w:r>
@@ -26561,7 +26561,7 @@
           <w:sz w:val="24"/>
         </w:rPr>
       </w:pPr>
-      <w:bookmarkStart w:id="34" w:name="_Toc243459049"/>
+      <w:bookmarkStart w:id="34" w:name="_Toc243474558"/>
       <w:r>
         <w:rPr>
           <w:sz w:val="24"/>
@@ -27807,7 +27807,7 @@
           <w:sz w:val="24"/>
           <w:szCs w:val="24"/>
         </w:rPr>
-        <w:t>Categoría consultable pero sin conversión implementada: rechazar esa conversión.</w:t>
+        <w:t>Categoría inexistente o vacía: devolver ERROR/DATA-001 sin realizar la conversión.</w:t>
       </w:r>
     </w:p>
     <w:p>
@@ -27892,7 +27892,7 @@
         <w:pStyle w:val="Ttulo1"/>
         <w:pageBreakBefore/>
       </w:pPr>
-      <w:bookmarkStart w:id="35" w:name="_Toc243459028"/>
+      <w:bookmarkStart w:id="35" w:name="_Toc243474537"/>
       <w:r>
         <w:t>ECUD_DATOS_INCONSISTENTES</w:t>
       </w:r>
@@ -27927,7 +27927,7 @@
           <w:sz w:val="24"/>
         </w:rPr>
       </w:pPr>
-      <w:bookmarkStart w:id="36" w:name="_Toc243459050"/>
+      <w:bookmarkStart w:id="36" w:name="_Toc243474559"/>
       <w:r>
         <w:rPr>
           <w:sz w:val="24"/>
@@ -29258,7 +29258,7 @@
         <w:pStyle w:val="Ttulo1"/>
         <w:pageBreakBefore/>
       </w:pPr>
-      <w:bookmarkStart w:id="37" w:name="_Toc243459029"/>
+      <w:bookmarkStart w:id="37" w:name="_Toc243474538"/>
       <w:r>
         <w:t>ECUD_GESTIONAR_ERROR_DE_</w:t>
       </w:r>
@@ -29296,7 +29296,7 @@
           <w:sz w:val="24"/>
         </w:rPr>
       </w:pPr>
-      <w:bookmarkStart w:id="38" w:name="_Toc243459051"/>
+      <w:bookmarkStart w:id="38" w:name="_Toc243474560"/>
       <w:r>
         <w:rPr>
           <w:sz w:val="24"/>
@@ -30669,7 +30669,7 @@
         <w:pStyle w:val="Ttulo1"/>
         <w:pageBreakBefore/>
       </w:pPr>
-      <w:bookmarkStart w:id="39" w:name="_Toc243459030"/>
+      <w:bookmarkStart w:id="39" w:name="_Toc243474539"/>
       <w:r>
         <w:t>ECUD_GESTIONAR_</w:t>
       </w:r>
@@ -30710,7 +30710,7 @@
           <w:sz w:val="24"/>
         </w:rPr>
       </w:pPr>
-      <w:bookmarkStart w:id="40" w:name="_Toc243459052"/>
+      <w:bookmarkStart w:id="40" w:name="_Toc243474561"/>
       <w:r>
         <w:rPr>
           <w:sz w:val="24"/>
@@ -32076,7 +32076,7 @@
         <w:pStyle w:val="Ttulo1"/>
         <w:pageBreakBefore/>
       </w:pPr>
-      <w:bookmarkStart w:id="41" w:name="_Toc243459031"/>
+      <w:bookmarkStart w:id="41" w:name="_Toc243474540"/>
       <w:r>
         <w:t>COBERTURA DE ERRORES Y TRAZABILIDAD DEL ERS</w:t>
       </w:r>
@@ -32104,7 +32104,7 @@
           <w:sz w:val="24"/>
         </w:rPr>
       </w:pPr>
-      <w:bookmarkStart w:id="42" w:name="_Toc243459053"/>
+      <w:bookmarkStart w:id="42" w:name="_Toc243474562"/>
       <w:r>
         <w:rPr>
           <w:sz w:val="24"/>
@@ -32560,7 +32560,7 @@
       <w:pPr>
         <w:pStyle w:val="Ttulo2"/>
       </w:pPr>
-      <w:bookmarkStart w:id="43" w:name="_Toc243459032"/>
+      <w:bookmarkStart w:id="43" w:name="_Toc243474541"/>
       <w:r>
         <w:t>Contrato de respuesta y protocolo</w:t>
       </w:r>
@@ -32615,7 +32615,7 @@
       <w:pPr>
         <w:pStyle w:val="Ttulo2"/>
       </w:pPr>
-      <w:bookmarkStart w:id="44" w:name="_Toc243459033"/>
+      <w:bookmarkStart w:id="44" w:name="_Toc243474542"/>
       <w:r>
         <w:t>Relación con la Especificación de Requisitos de Software</w:t>
       </w:r>
